--- a/public/templates/Contrato_Comissao_Assessoria_TEMPLATE.docx
+++ b/public/templates/Contrato_Comissao_Assessoria_TEMPLATE.docx
@@ -1104,7 +1104,7 @@
           <w:b w:val="false"/>
           <w:bCs w:val="false"/>
         </w:rPr>
-        <w:t xml:space="preserve">13-A.2 Do Piso Fixo. O valor do Piso Fixo (Mínimo Garantido) será dividido em {contrato.parcelas.qt} parcelas semestrais iguais, distribuídas do início ao término da vigência do contrato, com vencimento a cada semestre, nos dias {contrato.parcelas.datas} de cada ano, sendo a última parcela devida em até 30 (trinta) dias antes da realização do primeiro evento social do Projeto.</w:t>
+        <w:t xml:space="preserve">13-A.2 Do Piso Fixo. O valor do Piso Fixo (Mínimo Garantido) será dividido em {contrato.parcelas.qt} parcelas semestrais iguais, distribuídas do início ao término da vigência do contrato, com vencimento nos dias {contrato.parcelas.datas}, sendo a última parcela devida em até 30 (trinta) dias antes da realização do primeiro evento social do Projeto.</w:t>
       </w:r>
     </w:p>
     <w:p>
